--- a/papers/审稿回执_方向3层3_规格审计_2026-10-24.docx
+++ b/papers/审稿回执_方向3层3_规格审计_2026-10-24.docx
@@ -40,13 +40,13 @@
         <w:t xml:space="preserve">来源与底稿/第三组_治塌缩层3/</w:t>
       </w:r>
       <w:r>
-        <w:t xml:space="preserve">（78 个文件，已核 = 78 ✓）</w:t>
-      </w:r>
-      <w:r>
-        <w:t xml:space="preserve"> </w:t>
-      </w:r>
-      <w:r>
-        <w:t xml:space="preserve">纪律：★ 只读 —— 未改任何文件、未跑 git、未跑任何模型调用。所有结论带</w:t>
+        <w:t xml:space="preserve">（78 个文件，已核 = 78）</w:t>
+      </w:r>
+      <w:r>
+        <w:t xml:space="preserve"> </w:t>
+      </w:r>
+      <w:r>
+        <w:t xml:space="preserve">要求：只读 —— 未改任何文件、未跑 git、未跑任何模型调用。所有结论带</w:t>
       </w:r>
       <w:r>
         <w:rPr>
@@ -84,17 +84,11 @@
         <w:pStyle w:val="Compact"/>
       </w:pPr>
       <w:r>
-        <w:t xml:space="preserve">★★</w:t>
-      </w:r>
-      <w:r>
-        <w:t xml:space="preserve"> </w:t>
-      </w:r>
-      <w:r>
-        <w:rPr>
-          <w:bCs/>
-          <w:b/>
-        </w:rPr>
-        <w:t xml:space="preserve">规格 §5 台账的 12 组读数里，11 组值对得上、1 组错（47 参数 ⇒ 实为 57）</w:t>
+        <w:rPr>
+          <w:bCs/>
+          <w:b/>
+        </w:rPr>
+        <w:t xml:space="preserve">规格 §5 台账的 12 组读数里，11 组值对得上、1 组错（47 参数，实为 57）</w:t>
       </w:r>
       <w:r>
         <w:t xml:space="preserve">；但台账</w:t>
@@ -119,12 +113,6 @@
         <w:pStyle w:val="Compact"/>
       </w:pPr>
       <w:r>
-        <w:t xml:space="preserve">★★★</w:t>
-      </w:r>
-      <w:r>
-        <w:t xml:space="preserve"> </w:t>
-      </w:r>
-      <w:r>
         <w:rPr>
           <w:bCs/>
           <w:b/>
@@ -141,7 +129,7 @@
         <w:t xml:space="preserve">nf</w:t>
       </w:r>
       <w:r>
-        <w:t xml:space="preserve">（发散度）两版 argmax 不一致、间距 0.100 / 0.083 &lt; 0.15 ⇒「nf 档位上没有『学出偏好』的证据」（PAPER:843/866/869；KNOWN_ISSUES KI-04:34-38，</w:t>
+        <w:t xml:space="preserve">（发散度）两版 argmax 不一致、间距 0.100 / 0.083 &lt; 0.15，「nf 档位上没有『学出偏好』的证据」（PAPER:843/866/869；KNOWN_ISSUES KI-04:34-38，</w:t>
       </w:r>
       <w:r>
         <w:rPr>
@@ -163,12 +151,6 @@
         <w:pStyle w:val="Compact"/>
       </w:pPr>
       <w:r>
-        <w:t xml:space="preserve">★★★</w:t>
-      </w:r>
-      <w:r>
-        <w:t xml:space="preserve"> </w:t>
-      </w:r>
-      <w:r>
         <w:rPr>
           <w:bCs/>
           <w:b/>
@@ -254,12 +236,6 @@
         <w:t xml:space="preserve"> </w:t>
       </w:r>
       <w:r>
-        <w:t xml:space="preserve">★</w:t>
-      </w:r>
-      <w:r>
-        <w:t xml:space="preserve"> </w:t>
-      </w:r>
-      <w:r>
         <w:rPr>
           <w:bCs/>
           <w:b/>
@@ -363,7 +339,7 @@
         <w:t xml:space="preserve"> </w:t>
       </w:r>
       <w:r>
-        <w:t xml:space="preserve">的记载一致（它说旧版在 drive，不在 zip）。⇒ 规格 line 6 写的「drive 顶层那份同名文件是旧版（984 行），不要用」在</w:t>
+        <w:t xml:space="preserve">的记载一致（它说旧版在 drive，不在 zip）。规格 line 6 写的「drive 顶层那份同名文件是旧版（984 行），不要用」在</w:t>
       </w:r>
       <w:r>
         <w:rPr>
@@ -603,11 +579,7 @@
           <w:p>
             <w:pPr>
               <w:pStyle w:val="Compact"/>
-              <w:jc w:val="center"/>
-            </w:pPr>
-            <w:r>
-              <w:t xml:space="preserve">✅</w:t>
-            </w:r>
+            </w:pPr>
           </w:p>
         </w:tc>
       </w:tr>
@@ -693,11 +665,7 @@
           <w:p>
             <w:pPr>
               <w:pStyle w:val="Compact"/>
-              <w:jc w:val="center"/>
-            </w:pPr>
-            <w:r>
-              <w:t xml:space="preserve">✅</w:t>
-            </w:r>
+            </w:pPr>
           </w:p>
         </w:tc>
       </w:tr>
@@ -831,7 +799,7 @@
               <w:jc w:val="center"/>
             </w:pPr>
             <w:r>
-              <w:t xml:space="preserve">✅（★ 建议补 n=12×3）</w:t>
+              <w:t xml:space="preserve">（建议补 n=12×3）</w:t>
             </w:r>
           </w:p>
         </w:tc>
@@ -912,11 +880,7 @@
           <w:p>
             <w:pPr>
               <w:pStyle w:val="Compact"/>
-              <w:jc w:val="center"/>
-            </w:pPr>
-            <w:r>
-              <w:t xml:space="preserve">✅</w:t>
-            </w:r>
+            </w:pPr>
           </w:p>
         </w:tc>
       </w:tr>
@@ -1027,7 +991,7 @@
               <w:jc w:val="center"/>
             </w:pPr>
             <w:r>
-              <w:t xml:space="preserve">✅（★ 缺 n，见 Q1.3）</w:t>
+              <w:t xml:space="preserve">（缺 n，见 Q1.3）</w:t>
             </w:r>
           </w:p>
         </w:tc>
@@ -1127,7 +1091,7 @@
               <w:jc w:val="center"/>
             </w:pPr>
             <w:r>
-              <w:t xml:space="preserve">✅（★ 缺 n 与题集名，见 Q1.3）</w:t>
+              <w:t xml:space="preserve">（缺 n 与题集名，见 Q1.3）</w:t>
             </w:r>
           </w:p>
         </w:tc>
@@ -1191,12 +1155,6 @@
               <w:jc w:val="left"/>
             </w:pPr>
             <w:r>
-              <w:t xml:space="preserve">★</w:t>
-            </w:r>
-            <w:r>
-              <w:t xml:space="preserve"> </w:t>
-            </w:r>
-            <w:r>
               <w:rPr>
                 <w:bCs/>
                 <w:b/>
@@ -1251,7 +1209,7 @@
               <w:t xml:space="preserve"> </w:t>
             </w:r>
             <w:r>
-              <w:t xml:space="preserve">✓　参数：</w:t>
+              <w:t xml:space="preserve">　参数：</w:t>
             </w:r>
             <w:r>
               <w:rPr>
@@ -1282,7 +1240,7 @@
               <w:t xml:space="preserve">:80</w:t>
             </w:r>
             <w:r>
-              <w:t xml:space="preserve">「✅ 已改（</w:t>
+              <w:t xml:space="preserve">「 已改（</w:t>
             </w:r>
             <w:r>
               <w:rPr>
@@ -1375,11 +1333,7 @@
           <w:p>
             <w:pPr>
               <w:pStyle w:val="Compact"/>
-              <w:jc w:val="center"/>
-            </w:pPr>
-            <w:r>
-              <w:t xml:space="preserve">❌</w:t>
-            </w:r>
+            </w:pPr>
           </w:p>
         </w:tc>
       </w:tr>
@@ -1434,7 +1388,7 @@
               <w:t xml:space="preserve">PAPER:417</w:t>
             </w:r>
             <w:r>
-              <w:t xml:space="preserve">「(repair_type 6 种, scope 2 种, strictness 3 种) ⇒ 36 个可组合动作」</w:t>
+              <w:t xml:space="preserve">「(repair_type 6 种, scope 2 种, strictness 3 种)，36 个可组合动作」</w:t>
             </w:r>
           </w:p>
         </w:tc>
@@ -1446,7 +1400,7 @@
               <w:jc w:val="center"/>
             </w:pPr>
             <w:r>
-              <w:t xml:space="preserve">✅（★ 见 Q3 的限定禁令）</w:t>
+              <w:t xml:space="preserve">（见 Q3 的限定禁令）</w:t>
             </w:r>
           </w:p>
         </w:tc>
@@ -1628,7 +1582,7 @@
               <w:t xml:space="preserve"> </w:t>
             </w:r>
             <w:r>
-              <w:t xml:space="preserve">trap/width ⇒ 24 样本学不出偏好）＋</w:t>
+              <w:t xml:space="preserve">trap/width，24 样本学不出偏好）＋</w:t>
             </w:r>
             <w:r>
               <w:rPr>
@@ -1646,11 +1600,7 @@
           <w:p>
             <w:pPr>
               <w:pStyle w:val="Compact"/>
-              <w:jc w:val="center"/>
-            </w:pPr>
-            <w:r>
-              <w:t xml:space="preserve">✅</w:t>
-            </w:r>
+            </w:pPr>
           </w:p>
         </w:tc>
       </w:tr>
@@ -1765,7 +1715,7 @@
               <w:t xml:space="preserve">工作包二:81</w:t>
             </w:r>
             <w:r>
-              <w:t xml:space="preserve">「训练题集混合 ✅ 已改（</w:t>
+              <w:t xml:space="preserve">「训练题集混合 已改（</w:t>
             </w:r>
             <w:r>
               <w:rPr>
@@ -1783,11 +1733,7 @@
           <w:p>
             <w:pPr>
               <w:pStyle w:val="Compact"/>
-              <w:jc w:val="center"/>
-            </w:pPr>
-            <w:r>
-              <w:t xml:space="preserve">✅</w:t>
-            </w:r>
+            </w:pPr>
           </w:p>
         </w:tc>
       </w:tr>
@@ -1919,11 +1865,7 @@
           <w:p>
             <w:pPr>
               <w:pStyle w:val="Compact"/>
-              <w:jc w:val="center"/>
-            </w:pPr>
-            <w:r>
-              <w:t xml:space="preserve">✅</w:t>
-            </w:r>
+            </w:pPr>
           </w:p>
         </w:tc>
       </w:tr>
@@ -1991,12 +1933,6 @@
               <w:jc w:val="left"/>
             </w:pPr>
             <w:r>
-              <w:t xml:space="preserve">★</w:t>
-            </w:r>
-            <w:r>
-              <w:t xml:space="preserve"> </w:t>
-            </w:r>
-            <w:r>
               <w:rPr>
                 <w:bCs/>
                 <w:b/>
@@ -2156,7 +2092,7 @@
                 <w:bCs/>
                 <w:b/>
               </w:rPr>
-              <w:t xml:space="preserve">跨厂商判官（grok-4.3）本轮未跑（额度 0）</w:t>
+              <w:t xml:space="preserve">跨厂商判官（grok-4.3）这一轮未跑（额度 0）</w:t>
             </w:r>
             <w:r>
               <w:t xml:space="preserve">」）</w:t>
@@ -2171,7 +2107,7 @@
               <w:jc w:val="center"/>
             </w:pPr>
             <w:r>
-              <w:t xml:space="preserve">⚠️ 半错</w:t>
+              <w:t xml:space="preserve">半错</w:t>
             </w:r>
           </w:p>
         </w:tc>
@@ -2269,11 +2205,7 @@
           <w:p>
             <w:pPr>
               <w:pStyle w:val="Compact"/>
-              <w:jc w:val="center"/>
-            </w:pPr>
-            <w:r>
-              <w:t xml:space="preserve">✅</w:t>
-            </w:r>
+            </w:pPr>
           </w:p>
         </w:tc>
       </w:tr>
@@ -2285,7 +2217,7 @@
         <w:pStyle w:val="Heading3"/>
       </w:pPr>
       <w:r>
-        <w:t xml:space="preserve">Q1.2 · ★ 台账漏掉的 7 组（底稿里有、规格没有）——其中 2 组直接决定 Q5</w:t>
+        <w:t xml:space="preserve">Q1.2 · 台账漏掉的 7 组（底稿里有、规格没有）——其中 2 组直接决定 Q5</w:t>
       </w:r>
     </w:p>
     <w:tbl>
@@ -2533,7 +2465,7 @@
               <w:jc w:val="left"/>
             </w:pPr>
             <w:r>
-              <w:t xml:space="preserve">★ 这是</w:t>
+              <w:t xml:space="preserve">这是</w:t>
             </w:r>
             <w:r>
               <w:rPr>
@@ -2543,7 +2475,7 @@
               <w:t xml:space="preserve">层3 内部</w:t>
             </w:r>
             <w:r>
-              <w:t xml:space="preserve">（学出来的 vs 查表的 vs 均匀的）唯一读数，规格台账完全没有它。若不写 ⇒ 论文会漏掉自己唯一的正面读数；若写而没带 in-sample ⇒ 违规。底稿原话：「『架构由训练产生』</w:t>
+              <w:t xml:space="preserve">（学出来的 vs 查表的 vs 均匀的）唯一读数，规格台账完全没有它。若不写，论文会漏掉自己唯一的正面读数；若写而没带 in-sample，违规。底稿原话：「『架构由训练产生』</w:t>
             </w:r>
             <w:r>
               <w:rPr>
@@ -2657,10 +2589,7 @@
               <w:t xml:space="preserve"> </w:t>
             </w:r>
             <w:r>
-              <w:t xml:space="preserve">弱（0.20 量级）；★</w:t>
-            </w:r>
-            <w:r>
-              <w:t xml:space="preserve"> </w:t>
+              <w:t xml:space="preserve">弱（0.20 量级）；</w:t>
             </w:r>
             <w:r>
               <w:rPr>
@@ -2685,7 +2614,7 @@
               <w:t xml:space="preserve">无证据</w:t>
             </w:r>
             <w:r>
-              <w:t xml:space="preserve">（两版 argmax 3 vs 1，间距 0.10/0.083 &lt; 0.15）；★</w:t>
+              <w:t xml:space="preserve">（两版 argmax 3 vs 1，间距 0.10/0.083 &lt; 0.15）；</w:t>
             </w:r>
             <w:r>
               <w:t xml:space="preserve"> </w:t>
@@ -2718,7 +2647,7 @@
               <w:t xml:space="preserve">PAPER:856-871</w:t>
             </w:r>
             <w:r>
-              <w:t xml:space="preserve">（§6.4.4e，含读法纪律</w:t>
+              <w:t xml:space="preserve">（§6.4.4e，含读法要求</w:t>
             </w:r>
             <w:r>
               <w:t xml:space="preserve"> </w:t>
@@ -2739,7 +2668,7 @@
               <w:t xml:space="preserve">:843</w:t>
             </w:r>
             <w:r>
-              <w:t xml:space="preserve">（★ 自更正）＋</w:t>
+              <w:t xml:space="preserve">（自更正）＋</w:t>
             </w:r>
             <w:r>
               <w:rPr>
@@ -2760,7 +2689,7 @@
               <w:jc w:val="left"/>
             </w:pPr>
             <w:r>
-              <w:t xml:space="preserve">★★ 直接决定 Q5：</w:t>
+              <w:t xml:space="preserve">直接决定 Q5：</w:t>
             </w:r>
             <w:r>
               <w:rPr>
@@ -2870,10 +2799,7 @@
               <w:t xml:space="preserve">conflict</w:t>
             </w:r>
             <w:r>
-              <w:t xml:space="preserve"> </w:t>
-            </w:r>
-            <w:r>
-              <w:t xml:space="preserve">⇒ 演化机制等于只有一条通路，</w:t>
+              <w:t xml:space="preserve">，演化机制等于只有一条通路，</w:t>
             </w:r>
             <w:r>
               <w:rPr>
@@ -2912,7 +2838,7 @@
               <w:t xml:space="preserve">与因子偏置共线</w:t>
             </w:r>
             <w:r>
-              <w:t xml:space="preserve">（数值完全相同）⇒ 交互项学不到独立贡献</w:t>
+              <w:t xml:space="preserve">（数值完全相同），交互项学不到独立贡献</w:t>
             </w:r>
           </w:p>
         </w:tc>
@@ -2951,7 +2877,7 @@
               <w:jc w:val="left"/>
             </w:pPr>
             <w:r>
-              <w:t xml:space="preserve">★ 与规格 §4「交互项</w:t>
+              <w:t xml:space="preserve">与规格 §4「交互项</w:t>
             </w:r>
             <w:r>
               <w:t xml:space="preserve"> </w:t>
@@ -3047,13 +2973,7 @@
               <w:t xml:space="preserve">4 份/臂</w:t>
             </w:r>
             <w:r>
-              <w:t xml:space="preserve"> </w:t>
-            </w:r>
-            <w:r>
-              <w:t xml:space="preserve">⇒</w:t>
-            </w:r>
-            <w:r>
-              <w:t xml:space="preserve"> </w:t>
+              <w:t xml:space="preserve">，</w:t>
             </w:r>
             <w:r>
               <w:rPr>
@@ -3099,7 +3019,7 @@
               <w:jc w:val="left"/>
             </w:pPr>
             <w:r>
-              <w:t xml:space="preserve">★ 规格 §6 只给了「原理上看不见」的定性版，底稿有定量版</w:t>
+              <w:t xml:space="preserve">规格 §6 只给了「原理上看不见」的定性版，底稿有定量版</w:t>
             </w:r>
           </w:p>
         </w:tc>
@@ -3137,10 +3057,7 @@
               <w:jc w:val="left"/>
             </w:pPr>
             <w:r>
-              <w:t xml:space="preserve">R=2（预注册 3）⇒ 配对差只用 2 个重复的中位数 ⇒</w:t>
-            </w:r>
-            <w:r>
-              <w:t xml:space="preserve"> </w:t>
+              <w:t xml:space="preserve">R=2（预注册 3），配对差只用 2 个重复的中位数，</w:t>
             </w:r>
             <w:r>
               <w:rPr>
@@ -3150,7 +3067,7 @@
               <w:t xml:space="preserve">结论只能写"方向性"</w:t>
             </w:r>
             <w:r>
-              <w:t xml:space="preserve">；题数 2 ⇒ 不做显著性检验</w:t>
+              <w:t xml:space="preserve">；题数 2，不做显著性检验</w:t>
             </w:r>
           </w:p>
         </w:tc>
@@ -3189,7 +3106,7 @@
               <w:jc w:val="left"/>
             </w:pPr>
             <w:r>
-              <w:t xml:space="preserve">★ 规格 §6 没提 R 的口径变更</w:t>
+              <w:t xml:space="preserve">规格 §6 没提 R 的口径变更</w:t>
             </w:r>
           </w:p>
         </w:tc>
@@ -3248,26 +3165,17 @@
               <w:t xml:space="preserve">seed=rep</w:t>
             </w:r>
             <w:r>
-              <w:t xml:space="preserve"> </w:t>
-            </w:r>
-            <w:r>
-              <w:t xml:space="preserve">⇒</w:t>
-            </w:r>
-            <w:r>
-              <w:t xml:space="preserve"> </w:t>
-            </w:r>
-            <w:r>
-              <w:rPr>
-                <w:bCs/>
-                <w:b/>
-              </w:rPr>
-              <w:t xml:space="preserve">R=1 ⇒ 每题只 1 个候选组合</w:t>
-            </w:r>
-            <w:r>
-              <w:t xml:space="preserve"> </w:t>
-            </w:r>
-            <w:r>
-              <w:t xml:space="preserve">⇒ 宽度轴只测「策略」，</w:t>
+              <w:t xml:space="preserve">，</w:t>
+            </w:r>
+            <w:r>
+              <w:rPr>
+                <w:bCs/>
+                <w:b/>
+              </w:rPr>
+              <w:t xml:space="preserve">R=1，每题只 1 个候选组合</w:t>
+            </w:r>
+            <w:r>
+              <w:t xml:space="preserve">，宽度轴只测「策略」，</w:t>
             </w:r>
             <w:r>
               <w:rPr>
@@ -3304,7 +3212,7 @@
               <w:jc w:val="left"/>
             </w:pPr>
             <w:r>
-              <w:t xml:space="preserve">★ 引用「宽度轴无差异」时必须带</w:t>
+              <w:t xml:space="preserve">引用「宽度轴无差异」时必须带</w:t>
             </w:r>
           </w:p>
         </w:tc>
@@ -3389,13 +3297,7 @@
               <w:t xml:space="preserve">0↔3</w:t>
             </w:r>
             <w:r>
-              <w:t xml:space="preserve"> </w:t>
-            </w:r>
-            <w:r>
-              <w:t xml:space="preserve">⇒ 维度数上限 3–4 与噪声同量级 ⇒</w:t>
-            </w:r>
-            <w:r>
-              <w:t xml:space="preserve"> </w:t>
+              <w:t xml:space="preserve">，维度数上限 3–4 与噪声同量级，</w:t>
             </w:r>
             <w:r>
               <w:rPr>
@@ -3441,35 +3343,27 @@
               <w:jc w:val="left"/>
             </w:pPr>
             <w:r>
-              <w:t xml:space="preserve">★ 规格只引了中位 1，漏了「0↔3」这个更硬的版本</w:t>
+              <w:t xml:space="preserve">规格只引了中位 1，漏了「0↔3」这个更硬的版本</w:t>
             </w:r>
           </w:p>
         </w:tc>
       </w:tr>
     </w:tbl>
     <w:bookmarkEnd w:id="22"/>
-    <w:bookmarkStart w:id="23" w:name="q1.3-台账的三处缺分母"/>
+    <w:bookmarkStart w:id="23" w:name="X55354341a9f4523f5088ba29466b0ea0336459c"/>
     <w:p>
       <w:pPr>
         <w:pStyle w:val="Heading3"/>
       </w:pPr>
       <w:r>
-        <w:t xml:space="preserve">Q1.3 · 台账的三处「缺分母」</w:t>
-      </w:r>
-    </w:p>
-    <w:p>
-      <w:pPr>
-        <w:pStyle w:val="FirstParagraph"/>
-      </w:pPr>
-      <w:r>
-        <w:t xml:space="preserve">底稿自己的硬纪律：</w:t>
-      </w:r>
-      <w:r>
-        <w:rPr>
-          <w:bCs/>
-          <w:b/>
-        </w:rPr>
-        <w:t xml:space="preserve">「本节所有表每格必须带 n（★ 任何 (臂,题) 单元被丢弃 ⇒ 参与比较的 n 会变小 ⇒ ⇒ 不显式报 n 的比率不可引用）」</w:t>
+        <w:t xml:space="preserve">Q1.3 · 台账的三处「缺分母」底稿自己的硬要求：</w:t>
+      </w:r>
+      <w:r>
+        <w:rPr>
+          <w:bCs/>
+          <w:b/>
+        </w:rPr>
+        <w:t xml:space="preserve">「本节所有表每格必须带 n（任何 (臂,题) 单元被丢弃，参与比较的 n 会变小，不显式报 n 的比率不可引用）」</w:t>
       </w:r>
       <w:r>
         <w:t xml:space="preserve">（</w:t>
@@ -3481,13 +3375,7 @@
         <w:t xml:space="preserve">PAPER:711</w:t>
       </w:r>
       <w:r>
-        <w:t xml:space="preserve">）。</w:t>
-      </w:r>
-      <w:r>
-        <w:t xml:space="preserve"> </w:t>
-      </w:r>
-      <w:r>
-        <w:t xml:space="preserve">⇒ 规格台账的「钻牛角尖率 80–100% → 50%」「4.50 vs 2.50」</w:t>
+        <w:t xml:space="preserve">）。规格台账的「钻牛角尖率 80–100% → 50%」「4.50 vs 2.50」</w:t>
       </w:r>
       <w:r>
         <w:rPr>
@@ -3542,7 +3430,7 @@
         <w:t xml:space="preserve"> </w:t>
       </w:r>
       <w:r>
-        <w:t xml:space="preserve">份数 2。⇒ ★ 建议台账补 n 与题集名（</w:t>
+        <w:t xml:space="preserve">份数 2。建议台账补 n 与题集名（</w:t>
       </w:r>
       <w:r>
         <w:rPr>
@@ -3613,7 +3501,7 @@
           <w:bCs/>
           <w:b/>
         </w:rPr>
-        <w:t xml:space="preserve">注：此处笔误 ⇒ 实际为</w:t>
+        <w:t xml:space="preserve">注：此处笔误，实际为</w:t>
       </w:r>
       <w:r>
         <w:rPr>
@@ -3631,7 +3519,7 @@
         <w:t xml:space="preserve">./cmp8repo/repro/readings/</w:t>
       </w:r>
       <w:r>
-        <w:t xml:space="preserve">」）。⇒ 规格照抄会把笔误带进正文。</w:t>
+        <w:t xml:space="preserve">」）。规格照抄会把笔误带进正文。</w:t>
       </w:r>
     </w:p>
     <w:p>
@@ -3667,7 +3555,7 @@
         <w:t xml:space="preserve">方向正确</w:t>
       </w:r>
       <w:r>
-        <w:t xml:space="preserve">（"这不是『层3 无效』的证据"这一句写对了 ✓），但</w:t>
+        <w:t xml:space="preserve">（"这不是『层3 无效』的证据"这一句写对了），但</w:t>
       </w:r>
       <w:r>
         <w:rPr>
@@ -3762,12 +3650,6 @@
               <w:jc w:val="left"/>
             </w:pPr>
             <w:r>
-              <w:t xml:space="preserve">⚠️</w:t>
-            </w:r>
-            <w:r>
-              <w:t xml:space="preserve"> </w:t>
-            </w:r>
-            <w:r>
               <w:rPr>
                 <w:bCs/>
                 <w:b/>
@@ -3784,7 +3666,7 @@
               <w:jc w:val="left"/>
             </w:pPr>
             <w:r>
-              <w:t xml:space="preserve">事实 ✓（</w:t>
+              <w:t xml:space="preserve">事实（</w:t>
             </w:r>
             <w:r>
               <w:rPr>
@@ -3831,10 +3713,7 @@
               <w:t xml:space="preserve">未检出</w:t>
             </w:r>
             <w:r>
-              <w:t xml:space="preserve">」的理由。★</w:t>
-            </w:r>
-            <w:r>
-              <w:t xml:space="preserve"> </w:t>
+              <w:t xml:space="preserve">」的理由。</w:t>
             </w:r>
             <w:r>
               <w:rPr>
@@ -3844,7 +3723,7 @@
               <w:t xml:space="preserve">真正缺的那条原因是：两批方向相反</w:t>
             </w:r>
             <w:r>
-              <w:t xml:space="preserve">（+0.75 2/2 为正 vs −1.00 0/2 为正）⇒ 底稿 §6.1b 的核心主张原文：「在『跨判官一致』这个前提达成之前，</w:t>
+              <w:t xml:space="preserve">（+0.75 2/2 为正 vs −1.00 0/2 为正），底稿 §6.1b 的核心主张原文：「在『跨判官一致』这个前提达成之前，</w:t>
             </w:r>
             <w:r>
               <w:rPr>
@@ -3863,7 +3742,7 @@
               <w:t xml:space="preserve">PAPER:543-544</w:t>
             </w:r>
             <w:r>
-              <w:t xml:space="preserve">）。★ 规格 §6 全文</w:t>
+              <w:t xml:space="preserve">）。规格 §6 全文</w:t>
             </w:r>
             <w:r>
               <w:rPr>
@@ -3873,10 +3752,7 @@
               <w:t xml:space="preserve">没有「跨判官一致未达成」这句话</w:t>
             </w:r>
             <w:r>
-              <w:t xml:space="preserve"> </w:t>
-            </w:r>
-            <w:r>
-              <w:t xml:space="preserve">⇒ 底稿最强的一条方法学主张被漏掉了</w:t>
+              <w:t xml:space="preserve">，底稿最强的一条方法学主张被漏掉了</w:t>
             </w:r>
           </w:p>
         </w:tc>
@@ -3890,23 +3766,17 @@
               <w:jc w:val="left"/>
             </w:pPr>
             <w:r>
-              <w:t xml:space="preserve">② 「判官重复波动中位 1 vs 承重维度 1–5 ⇒ ≤1 的效应原理上看不见」</w:t>
-            </w:r>
-          </w:p>
-        </w:tc>
-        <w:tc>
-          <w:tcPr/>
-          <w:p>
-            <w:pPr>
-              <w:pStyle w:val="Compact"/>
-              <w:jc w:val="left"/>
-            </w:pPr>
-            <w:r>
-              <w:t xml:space="preserve">⚠️</w:t>
-            </w:r>
-            <w:r>
-              <w:t xml:space="preserve"> </w:t>
-            </w:r>
+              <w:t xml:space="preserve">② 「判官重复波动中位 1 vs 承重维度 1–5，≤1 的效应原理上看不见」</w:t>
+            </w:r>
+          </w:p>
+        </w:tc>
+        <w:tc>
+          <w:tcPr/>
+          <w:p>
+            <w:pPr>
+              <w:pStyle w:val="Compact"/>
+              <w:jc w:val="left"/>
+            </w:pPr>
             <w:r>
               <w:rPr>
                 <w:bCs/>
@@ -3924,7 +3794,7 @@
               <w:jc w:val="left"/>
             </w:pPr>
             <w:r>
-              <w:t xml:space="preserve">✓（</w:t>
+              <w:t xml:space="preserve">（</w:t>
             </w:r>
             <w:r>
               <w:rPr>
@@ -3942,7 +3812,7 @@
               <w:t xml:space="preserve">:637</w:t>
             </w:r>
             <w:r>
-              <w:t xml:space="preserve">）。★ 缺</w:t>
+              <w:t xml:space="preserve">）。缺</w:t>
             </w:r>
             <w:r>
               <w:rPr>
@@ -3964,7 +3834,7 @@
               <w:t xml:space="preserve"> </w:t>
             </w:r>
             <w:r>
-              <w:t xml:space="preserve">/ L17：需 O(10–16) 份/臂 vs 本批 4 份/臂，差一个量级）。★ 缺</w:t>
+              <w:t xml:space="preserve">/ L17：需 O(10–16) 份/臂 vs 本批 4 份/臂，差一个量级）。缺</w:t>
             </w:r>
             <w:r>
               <w:rPr>
@@ -3983,7 +3853,7 @@
               <w:t xml:space="preserve">PAPER:973-976</w:t>
             </w:r>
             <w:r>
-              <w:t xml:space="preserve">：判官噪声 0↔3 ⇒ P1/P2 正确判读只能是「不可分辨」）。★ 缺"最理想判官"限定（</w:t>
+              <w:t xml:space="preserve">：判官噪声 0↔3，P1/P2 正确判读只能是「不可分辨」）。缺"最理想判官"限定（</w:t>
             </w:r>
             <w:r>
               <w:rPr>
@@ -4031,12 +3901,6 @@
               <w:jc w:val="left"/>
             </w:pPr>
             <w:r>
-              <w:t xml:space="preserve">⚠️</w:t>
-            </w:r>
-            <w:r>
-              <w:t xml:space="preserve"> </w:t>
-            </w:r>
-            <w:r>
               <w:rPr>
                 <w:bCs/>
                 <w:b/>
@@ -4053,7 +3917,7 @@
               <w:jc w:val="left"/>
             </w:pPr>
             <w:r>
-              <w:t xml:space="preserve">✓（</w:t>
+              <w:t xml:space="preserve">（</w:t>
             </w:r>
             <w:r>
               <w:rPr>
@@ -4080,7 +3944,7 @@
               <w:t xml:space="preserve">路径映射表:37</w:t>
             </w:r>
             <w:r>
-              <w:t xml:space="preserve">）。★ 漏了</w:t>
+              <w:t xml:space="preserve">）。漏了</w:t>
             </w:r>
             <w:r>
               <w:rPr>
@@ -4100,10 +3964,7 @@
               <w:t xml:space="preserve">把预注册的留出题 A02/A05 也训练了</w:t>
             </w:r>
             <w:r>
-              <w:t xml:space="preserve"> </w:t>
-            </w:r>
-            <w:r>
-              <w:t xml:space="preserve">⇒「本批一切读数 = in-sample」；且泛化证据的唯一来源（13 题重训排除 A02/A05）</w:t>
+              <w:t xml:space="preserve">，「本批一切读数 = in-sample」；且泛化证据的唯一来源（13 题重训排除 A02/A05）</w:t>
             </w:r>
             <w:r>
               <w:rPr>
@@ -4135,7 +3996,7 @@
         <w:pStyle w:val="Heading3"/>
       </w:pPr>
       <w:r>
-        <w:t xml:space="preserve">Q2.2 · ★★ 是不是"用一个『检测不到』当『没有』"？——规格</w:t>
+        <w:t xml:space="preserve">Q2.2 · 是不是"用一个『检测不到』当『没有』"？——规格</w:t>
       </w:r>
       <w:r>
         <w:rPr>
@@ -4154,12 +4015,6 @@
         <w:pStyle w:val="Compact"/>
       </w:pPr>
       <w:r>
-        <w:t xml:space="preserve">✓</w:t>
-      </w:r>
-      <w:r>
-        <w:t xml:space="preserve"> </w:t>
-      </w:r>
-      <w:r>
         <w:rPr>
           <w:bCs/>
           <w:b/>
@@ -4177,7 +4032,7 @@
         <w:t xml:space="preserve">这不是"层3 无效"的证据</w:t>
       </w:r>
       <w:r>
-        <w:t xml:space="preserve">」⇒ 这一点</w:t>
+        <w:t xml:space="preserve">」，这一点</w:t>
       </w:r>
       <w:r>
         <w:rPr>
@@ -4199,7 +4054,7 @@
         <w:pStyle w:val="Compact"/>
       </w:pPr>
       <w:r>
-        <w:t xml:space="preserve">✗★</w:t>
+        <w:t xml:space="preserve">✗</w:t>
       </w:r>
       <w:r>
         <w:t xml:space="preserve"> </w:t>
@@ -4218,13 +4073,13 @@
     <w:p>
       <w:pPr>
         <w:numPr>
-          <w:ilvl w:val="1"/>
+          <w:ilvl w:val="0"/>
           <w:numId w:val="1003"/>
         </w:numPr>
         <w:pStyle w:val="Compact"/>
       </w:pPr>
       <w:r>
-        <w:t xml:space="preserve">§5 台账「承重维度量级 1–5」行的「允许的写法」栏只写「⇒ 任何 ≤1 的架构级效应在原理上看不见（</w:t>
+        <w:t xml:space="preserve">§5 台账「承重维度量级 1–5」行的「允许的写法」栏只写「，任何 ≤1 的架构级效应在原理上看不见（</w:t>
       </w:r>
       <w:r>
         <w:rPr>
@@ -4234,10 +4089,7 @@
         <w:t xml:space="preserve">本篇判决的支点</w:t>
       </w:r>
       <w:r>
-        <w:t xml:space="preserve">）」⇒</w:t>
-      </w:r>
-      <w:r>
-        <w:t xml:space="preserve"> </w:t>
+        <w:t xml:space="preserve">）」，</w:t>
       </w:r>
       <w:r>
         <w:rPr>
@@ -4253,18 +4105,12 @@
     <w:p>
       <w:pPr>
         <w:numPr>
-          <w:ilvl w:val="1"/>
+          <w:ilvl w:val="0"/>
           <w:numId w:val="1003"/>
         </w:numPr>
         <w:pStyle w:val="Compact"/>
       </w:pPr>
       <w:r>
-        <w:t xml:space="preserve">★</w:t>
-      </w:r>
-      <w:r>
-        <w:t xml:space="preserve"> </w:t>
-      </w:r>
-      <w:r>
         <w:rPr>
           <w:bCs/>
           <w:b/>
@@ -4282,7 +4128,7 @@
         <w:t xml:space="preserve">完全没有禁镜像越界</w:t>
       </w:r>
       <w:r>
-        <w:t xml:space="preserve">：禁写「层3 无效」「层3 不如层2」「自迭代无效」「训练没用」「层3 与层2 等效」。★ 在主判决是"未检出"的情况下，</w:t>
+        <w:t xml:space="preserve">：禁写「层3 无效」「层3 不如层2」「自迭代无效」「训练没用」「层3 与层2 等效」。在主判决是"未检出"的情况下，</w:t>
       </w:r>
       <w:r>
         <w:rPr>
@@ -4298,13 +4144,13 @@
     <w:p>
       <w:pPr>
         <w:numPr>
-          <w:ilvl w:val="1"/>
+          <w:ilvl w:val="0"/>
           <w:numId w:val="1003"/>
         </w:numPr>
         <w:pStyle w:val="Compact"/>
       </w:pPr>
       <w:r>
-        <w:t xml:space="preserve">★ 底稿自己的统计纪律原文没被搬进规格：「差值必须 vs 种子噪声地板，落在地板内写「</w:t>
+        <w:t xml:space="preserve">底稿自己的统计要求原文没被搬进规格：「差值必须 vs 种子噪声地板，落在地板内写「</w:t>
       </w:r>
       <w:r>
         <w:rPr>
@@ -4332,7 +4178,7 @@
         <w:t xml:space="preserve">PREREG-DECISION-RULES:27</w:t>
       </w:r>
       <w:r>
-        <w:t xml:space="preserve">）⇒ A 篇</w:t>
+        <w:t xml:space="preserve">），A 篇</w:t>
       </w:r>
       <w:r>
         <w:t xml:space="preserve"> </w:t>
@@ -4369,7 +4215,7 @@
         <w:t xml:space="preserve">状态列四档</w:t>
       </w:r>
       <w:r>
-        <w:t xml:space="preserve">纪律。</w:t>
+        <w:t xml:space="preserve">要求。</w:t>
       </w:r>
     </w:p>
     <w:bookmarkEnd w:id="27"/>
@@ -4379,7 +4225,7 @@
         <w:pStyle w:val="Heading3"/>
       </w:pPr>
       <w:r>
-        <w:t xml:space="preserve">Q2.3 · ★★ 一处真正的过度推论：</w:t>
+        <w:t xml:space="preserve">Q2.3 · 一处真正的过度推论：</w:t>
       </w:r>
       <w:r>
         <w:rPr>
@@ -4437,7 +4283,7 @@
         <w:t xml:space="preserve">不成立</w:t>
       </w:r>
       <w:r>
-        <w:t xml:space="preserve">：配对差中位数 ≤ 0 ⇒ 写「自修改未显示增量」</w:t>
+        <w:t xml:space="preserve">：配对差中位数 ≤ 0，写「自修改未显示增量」</w:t>
       </w:r>
     </w:p>
     <w:p>
@@ -4445,12 +4291,6 @@
         <w:pStyle w:val="FirstParagraph"/>
       </w:pPr>
       <w:r>
-        <w:t xml:space="preserve">⇒</w:t>
-      </w:r>
-      <w:r>
-        <w:t xml:space="preserve"> </w:t>
-      </w:r>
-      <w:r>
         <w:rPr>
           <w:bCs/>
           <w:b/>
@@ -4489,13 +4329,7 @@
         <w:t xml:space="preserve">:1229</w:t>
       </w:r>
       <w:r>
-        <w:t xml:space="preserve">）。</w:t>
-      </w:r>
-      <w:r>
-        <w:t xml:space="preserve"> </w:t>
-      </w:r>
-      <w:r>
-        <w:t xml:space="preserve">⇒ 规格把它写成「</w:t>
+        <w:t xml:space="preserve">）。规格把它写成「</w:t>
       </w:r>
       <w:r>
         <w:rPr>
@@ -4524,12 +4358,6 @@
         <w:t xml:space="preserve"> </w:t>
       </w:r>
       <w:r>
-        <w:t xml:space="preserve">★</w:t>
-      </w:r>
-      <w:r>
-        <w:t xml:space="preserve"> </w:t>
-      </w:r>
-      <w:r>
         <w:rPr>
           <w:bCs/>
           <w:b/>
@@ -4556,13 +4384,7 @@
         <w:t xml:space="preserve">PREREG:134-143</w:t>
       </w:r>
       <w:r>
-        <w:t xml:space="preserve">）。</w:t>
-      </w:r>
-      <w:r>
-        <w:t xml:space="preserve"> </w:t>
-      </w:r>
-      <w:r>
-        <w:t xml:space="preserve">⇒ 规格的 G1–G8</w:t>
+        <w:t xml:space="preserve">）。规格的 G1–G8</w:t>
       </w:r>
       <w:r>
         <w:t xml:space="preserve"> </w:t>
@@ -4575,7 +4397,7 @@
         <w:t xml:space="preserve">没有一条覆盖这件事</w:t>
       </w:r>
       <w:r>
-        <w:t xml:space="preserve">（G1 管数字、G2 管限定条款、G3 管"主判决"、G4 管新实验……），A1–A10 也没有对应判据。⇒ ★ 规格必须新增一条：</w:t>
+        <w:t xml:space="preserve">（G1 管数字、G2 管限定条款、G3 管"主判决"、G4 管新实验……），A1–A10 也没有对应判据。规格必须新增一条：</w:t>
       </w:r>
       <w:r>
         <w:rPr>
@@ -4585,7 +4407,7 @@
         <w:t xml:space="preserve">《读数口径变更记录》必须登记这一条</w:t>
       </w:r>
       <w:r>
-        <w:t xml:space="preserve">，写明「grok 批按预注册主判据为『方向性』；本篇改写为『未检出可确立的效果』，理由 = δ_judge 中位 1 + 4 份/臂 vs O(10–16) 份/臂（L17）⇒ 属</w:t>
+        <w:t xml:space="preserve">，写明「grok 批按预注册主判据为『方向性』；本篇改写为『未检出可确立的效果』，理由 = δ_judge 中位 1 + 4 份/臂 vs O(10–16) 份/臂（L17），属</w:t>
       </w:r>
       <w:r>
         <w:rPr>
@@ -4605,7 +4427,7 @@
         <w:pStyle w:val="Heading3"/>
       </w:pPr>
       <w:r>
-        <w:t xml:space="preserve">Q2.4 · ★ 底稿禁写清单里有一条规格完全没接住</w:t>
+        <w:t xml:space="preserve">Q2.4 · 底稿禁写清单里有一条规格完全没接住</w:t>
       </w:r>
     </w:p>
     <w:p>
@@ -4634,7 +4456,7 @@
         <w:t xml:space="preserve">:107-116</w:t>
       </w:r>
       <w:r>
-        <w:t xml:space="preserve">（§6「关于『架构由训练产生』这句话的措辞纪律」）：</w:t>
+        <w:t xml:space="preserve">（§6「关于『架构由训练产生』这句话的措辞要求」）：</w:t>
       </w:r>
     </w:p>
     <w:p>
@@ -4642,12 +4464,6 @@
         <w:pStyle w:val="BlockText"/>
       </w:pPr>
       <w:r>
-        <w:t xml:space="preserve">⚠️</w:t>
-      </w:r>
-      <w:r>
-        <w:t xml:space="preserve"> </w:t>
-      </w:r>
-      <w:r>
         <w:rPr>
           <w:bCs/>
           <w:b/>
@@ -4665,10 +4481,7 @@
         <w:t xml:space="preserve">在我手画的 36 格网格上学 softmax</w:t>
       </w:r>
       <w:r>
-        <w:t xml:space="preserve"> </w:t>
-      </w:r>
-      <w:r>
-        <w:t xml:space="preserve">⇒ 若 P2 成立，</w:t>
+        <w:t xml:space="preserve">，若 P2 成立，</w:t>
       </w:r>
       <w:r>
         <w:rPr>
@@ -4678,10 +4491,7 @@
         <w:t xml:space="preserve">只能</w:t>
       </w:r>
       <w:r>
-        <w:t xml:space="preserve">声称"在设计好的空间里自修改有增量"，⇒</w:t>
-      </w:r>
-      <w:r>
-        <w:t xml:space="preserve"> </w:t>
+        <w:t xml:space="preserve">声称"在设计好的空间里自修改有增量"，</w:t>
       </w:r>
       <w:r>
         <w:rPr>
@@ -4707,7 +4517,7 @@
         <w:t xml:space="preserve"> </w:t>
       </w:r>
       <w:r>
-        <w:t xml:space="preserve">⇒ 论文里</w:t>
+        <w:t xml:space="preserve">论文里</w:t>
       </w:r>
       <w:r>
         <w:rPr>
@@ -4717,15 +4527,7 @@
         <w:t xml:space="preserve">不得</w:t>
       </w:r>
       <w:r>
-        <w:t xml:space="preserve">出现"我们实现了自动的 Agent 架构搜索"（AgentSquare 早已做过）</w:t>
-      </w:r>
-    </w:p>
-    <w:p>
-      <w:pPr>
-        <w:pStyle w:val="FirstParagraph"/>
-      </w:pPr>
-      <w:r>
-        <w:t xml:space="preserve">⇒ 规格 §4 §3 只写了「不得把 36 动作说成"Agent 自由生长"」，</w:t>
+        <w:t xml:space="preserve">出现"我们实现了自动的 Agent 架构搜索"（AgentSquare 早已做过）规格 §4 §3 只写了「不得把 36 动作说成"Agent 自由生长"」，</w:t>
       </w:r>
       <w:r>
         <w:rPr>
@@ -4788,12 +4590,6 @@
         <w:pStyle w:val="FirstParagraph"/>
       </w:pPr>
       <w:r>
-        <w:t xml:space="preserve">★</w:t>
-      </w:r>
-      <w:r>
-        <w:t xml:space="preserve"> </w:t>
-      </w:r>
-      <w:r>
         <w:rPr>
           <w:bCs/>
           <w:b/>
@@ -4811,13 +4607,7 @@
         <w:t xml:space="preserve">存在，但不在 A1 能 grep 的那 10 条里</w:t>
       </w:r>
       <w:r>
-        <w:t xml:space="preserve"> </w:t>
-      </w:r>
-      <w:r>
-        <w:t xml:space="preserve">⇒</w:t>
-      </w:r>
-      <w:r>
-        <w:t xml:space="preserve"> </w:t>
+        <w:t xml:space="preserve">，</w:t>
       </w:r>
       <w:r>
         <w:rPr>
@@ -4843,13 +4633,13 @@
         <w:t xml:space="preserve">不得把层2 的读数挪给层3</w:t>
       </w:r>
       <w:r>
-        <w:t xml:space="preserve">」✔</w:t>
-      </w:r>
-      <w:r>
-        <w:t xml:space="preserve"> </w:t>
-      </w:r>
-      <w:r>
-        <w:t xml:space="preserve">- 存在处 ②：§2 支撑事实表（line 45-48）「★</w:t>
+        <w:t xml:space="preserve">」</w:t>
+      </w:r>
+      <w:r>
+        <w:t xml:space="preserve"> </w:t>
+      </w:r>
+      <w:r>
+        <w:t xml:space="preserve">- 存在处 ②：§2 支撑事实表（line 45-48）「</w:t>
       </w:r>
       <w:r>
         <w:t xml:space="preserve"> </w:t>
@@ -4862,7 +4652,7 @@
         <w:t xml:space="preserve">这是层2 内部的臂间差，不是层3 的效果</w:t>
       </w:r>
       <w:r>
-        <w:t xml:space="preserve">」「★</w:t>
+        <w:t xml:space="preserve">」「</w:t>
       </w:r>
       <w:r>
         <w:t xml:space="preserve"> </w:t>
@@ -4875,22 +4665,19 @@
         <w:t xml:space="preserve">这是层2 的认知位置臂的读数，不能算成层3 的读数</w:t>
       </w:r>
       <w:r>
-        <w:t xml:space="preserve">」✔</w:t>
-      </w:r>
-      <w:r>
-        <w:t xml:space="preserve"> </w:t>
-      </w:r>
-      <w:r>
-        <w:t xml:space="preserve">- 存在处 ③：§5 台账两行的「允许的写法」栏（line 97-98）✔</w:t>
-      </w:r>
-      <w:r>
-        <w:t xml:space="preserve"> </w:t>
-      </w:r>
-      <w:r>
-        <w:t xml:space="preserve">- 缺失处：★</w:t>
-      </w:r>
-      <w:r>
-        <w:t xml:space="preserve"> </w:t>
+        <w:t xml:space="preserve">」</w:t>
+      </w:r>
+      <w:r>
+        <w:t xml:space="preserve"> </w:t>
+      </w:r>
+      <w:r>
+        <w:t xml:space="preserve">- 存在处 ③：§5 台账两行的「允许的写法」栏（line 97-98）</w:t>
+      </w:r>
+      <w:r>
+        <w:t xml:space="preserve"> </w:t>
+      </w:r>
+      <w:r>
+        <w:t xml:space="preserve">- 缺失处：</w:t>
       </w:r>
       <w:r>
         <w:rPr>
@@ -4900,13 +4687,7 @@
         <w:t xml:space="preserve">§5 末尾的 10 条禁写清单本身没有这一条</w:t>
       </w:r>
       <w:r>
-        <w:t xml:space="preserve"> </w:t>
-      </w:r>
-      <w:r>
-        <w:t xml:space="preserve">⇒ 而 A1 的判法是「逐条 grep + 人工看上下文」⇒</w:t>
-      </w:r>
-      <w:r>
-        <w:t xml:space="preserve"> </w:t>
+        <w:t xml:space="preserve">，而 A1 的判法是「逐条 grep + 人工看上下文」，</w:t>
       </w:r>
       <w:r>
         <w:rPr>
@@ -4916,13 +4697,7 @@
         <w:t xml:space="preserve">验收时不会被机械查到</w:t>
       </w:r>
       <w:r>
-        <w:t xml:space="preserve">。</w:t>
-      </w:r>
-      <w:r>
-        <w:t xml:space="preserve"> </w:t>
-      </w:r>
-      <w:r>
-        <w:t xml:space="preserve">⇒ 判定：</w:t>
+        <w:t xml:space="preserve">。判定：</w:t>
       </w:r>
       <w:r>
         <w:rPr>
@@ -4932,10 +4707,7 @@
         <w:t xml:space="preserve">不是"漏写"，是"写在了不会被验收到的地方"</w:t>
       </w:r>
       <w:r>
-        <w:t xml:space="preserve"> </w:t>
-      </w:r>
-      <w:r>
-        <w:t xml:space="preserve">⇒ 需要</w:t>
+        <w:t xml:space="preserve">，需要</w:t>
       </w:r>
       <w:r>
         <w:rPr>
@@ -4945,7 +4717,7 @@
         <w:t xml:space="preserve">在 10 条清单里显式补一条</w:t>
       </w:r>
       <w:r>
-        <w:t xml:space="preserve">，否则整条纪律处于"有人看才生效"的状态。</w:t>
+        <w:t xml:space="preserve">，否则整条要求处于"有人看才生效"的状态。</w:t>
       </w:r>
     </w:p>
     <w:bookmarkEnd w:id="31"/>
@@ -5050,7 +4822,7 @@
               <w:jc w:val="left"/>
             </w:pPr>
             <w:r>
-              <w:t xml:space="preserve">底稿统计纪律</w:t>
+              <w:t xml:space="preserve">底稿统计要求</w:t>
             </w:r>
             <w:r>
               <w:t xml:space="preserve"> </w:t>
@@ -5071,7 +4843,7 @@
               <w:t xml:space="preserve">PREREG:27</w:t>
             </w:r>
             <w:r>
-              <w:t xml:space="preserve">；另三篇的状态列四档纪律</w:t>
+              <w:t xml:space="preserve">；另三篇的状态列四档要求</w:t>
             </w:r>
             <w:r>
               <w:t xml:space="preserve"> </w:t>
@@ -5307,7 +5079,7 @@
               <w:t xml:space="preserve">PAPER:843</w:t>
             </w:r>
             <w:r>
-              <w:t xml:space="preserve">（★ 更正：argmax 是</w:t>
+              <w:t xml:space="preserve">（更正：argmax 是</w:t>
             </w:r>
             <w:r>
               <w:t xml:space="preserve"> </w:t>
@@ -5320,7 +5092,7 @@
               <w:t xml:space="preserve">nf=3</w:t>
             </w:r>
             <w:r>
-              <w:t xml:space="preserve">，间距 0.100 ⇒ 不足 0.15）＋</w:t>
+              <w:t xml:space="preserve">，间距 0.100，不足 0.15）＋</w:t>
             </w:r>
             <w:r>
               <w:rPr>
@@ -5348,7 +5120,7 @@
               <w:t xml:space="preserve">nf 无证据</w:t>
             </w:r>
             <w:r>
-              <w:t xml:space="preserve">」；⚠️</w:t>
+              <w:t xml:space="preserve">」；</w:t>
             </w:r>
             <w:r>
               <w:t xml:space="preserve"> </w:t>
@@ -5370,10 +5142,7 @@
               <w:t xml:space="preserve">仍是未更正的旧写法</w:t>
             </w:r>
             <w:r>
-              <w:t xml:space="preserve"> </w:t>
-            </w:r>
-            <w:r>
-              <w:t xml:space="preserve">⇒ 必须指定用更正版</w:t>
+              <w:t xml:space="preserve">，必须指定用更正版</w:t>
             </w:r>
           </w:p>
         </w:tc>
@@ -5416,10 +5185,7 @@
               <w:t xml:space="preserve">也不得删掉它</w:t>
             </w:r>
             <w:r>
-              <w:t xml:space="preserve"> </w:t>
-            </w:r>
-            <w:r>
-              <w:t xml:space="preserve">⇒ 禁写 #2 须细化</w:t>
+              <w:t xml:space="preserve">，禁写 #2 须细化</w:t>
             </w:r>
           </w:p>
         </w:tc>
@@ -5486,14 +5252,7 @@
                 <w:bCs/>
                 <w:b/>
               </w:rPr>
-              <w:t xml:space="preserve">不得删 L7/L12（失败分类器 24/24 全 conflict ⇒</w:t>
-            </w:r>
-            <w:r>
-              <w:rPr>
-                <w:bCs/>
-                <w:b/>
-              </w:rPr>
-              <w:t xml:space="preserve"> </w:t>
+              <w:t xml:space="preserve">不得删 L7/L12（失败分类器 24/24 全 conflict，</w:t>
             </w:r>
             <w:r>
               <w:rPr>
@@ -5617,10 +5376,7 @@
               <w:t xml:space="preserve">:1095-1096</w:t>
             </w:r>
             <w:r>
-              <w:t xml:space="preserve">（P3 不可用）⇒ ★</w:t>
-            </w:r>
-            <w:r>
-              <w:t xml:space="preserve"> </w:t>
+              <w:t xml:space="preserve">（P3 不可用），</w:t>
             </w:r>
             <w:r>
               <w:rPr>
@@ -5729,7 +5485,7 @@
               <w:jc w:val="left"/>
             </w:pPr>
             <w:r>
-              <w:t xml:space="preserve">底稿硬纪律</w:t>
+              <w:t xml:space="preserve">底稿硬要求</w:t>
             </w:r>
             <w:r>
               <w:t xml:space="preserve"> </w:t>
@@ -5774,21 +5530,13 @@
     </w:p>
     <w:bookmarkEnd w:id="32"/>
     <w:bookmarkEnd w:id="33"/>
-    <w:bookmarkStart w:id="37" w:name="q4-结构与体例拿另三篇实际对照"/>
+    <w:bookmarkStart w:id="37" w:name="X51ae7f300886670cd077030d7fb2dceea536dd6"/>
     <w:p>
       <w:pPr>
         <w:pStyle w:val="Heading2"/>
       </w:pPr>
       <w:r>
-        <w:t xml:space="preserve">Q4 · 结构与体例（拿另三篇实际对照）</w:t>
-      </w:r>
-    </w:p>
-    <w:p>
-      <w:pPr>
-        <w:pStyle w:val="FirstParagraph"/>
-      </w:pPr>
-      <w:r>
-        <w:t xml:space="preserve">对照件：</w:t>
+        <w:t xml:space="preserve">Q4 · 结构与体例（拿另三篇实际对照）对照件：</w:t>
       </w:r>
       <w:r>
         <w:rPr>
@@ -5824,7 +5572,7 @@
         <w:pStyle w:val="Heading3"/>
       </w:pPr>
       <w:r>
-        <w:t xml:space="preserve">Q4.1 · 体例一致的部分 ✓</w:t>
+        <w:t xml:space="preserve">Q4.1 · 体例一致的部分</w:t>
       </w:r>
     </w:p>
     <w:tbl>
@@ -5945,7 +5693,7 @@
               <w:jc w:val="center"/>
             </w:pPr>
             <w:r>
-              <w:t xml:space="preserve">✅ 列数对</w:t>
+              <w:t xml:space="preserve">列数对</w:t>
             </w:r>
           </w:p>
         </w:tc>
@@ -5971,12 +5719,6 @@
               <w:jc w:val="left"/>
             </w:pPr>
             <w:r>
-              <w:t xml:space="preserve">⚠️</w:t>
-            </w:r>
-            <w:r>
-              <w:t xml:space="preserve"> </w:t>
-            </w:r>
-            <w:r>
               <w:rPr>
                 <w:bCs/>
                 <w:b/>
@@ -6099,7 +5841,7 @@
               <w:jc w:val="center"/>
             </w:pPr>
             <w:r>
-              <w:t xml:space="preserve">⚠️ 规格写"六列"会写错</w:t>
+              <w:t xml:space="preserve">规格写"六列"会写错</w:t>
             </w:r>
           </w:p>
         </w:tc>
@@ -6200,7 +5942,7 @@
               <w:jc w:val="center"/>
             </w:pPr>
             <w:r>
-              <w:t xml:space="preserve">✅ 表头对</w:t>
+              <w:t xml:space="preserve">表头对</w:t>
             </w:r>
           </w:p>
         </w:tc>
@@ -6213,7 +5955,7 @@
         <w:pStyle w:val="Heading3"/>
       </w:pPr>
       <w:r>
-        <w:t xml:space="preserve">Q4.2 · ★★ 规格漏掉的 8 个必备要素</w:t>
+        <w:t xml:space="preserve">Q4.2 · 规格漏掉的 8 个必备要素</w:t>
       </w:r>
     </w:p>
     <w:tbl>
@@ -6302,12 +6044,6 @@
               <w:jc w:val="left"/>
             </w:pPr>
             <w:r>
-              <w:t xml:space="preserve">★</w:t>
-            </w:r>
-            <w:r>
-              <w:t xml:space="preserve"> </w:t>
-            </w:r>
-            <w:r>
               <w:rPr>
                 <w:bCs/>
                 <w:b/>
@@ -6399,7 +6135,7 @@
               <w:jc w:val="left"/>
             </w:pPr>
             <w:r>
-              <w:t xml:space="preserve">★ 这就是</w:t>
+              <w:t xml:space="preserve">这就是</w:t>
             </w:r>
             <w:r>
               <w:rPr>
@@ -6435,12 +6171,6 @@
               <w:jc w:val="left"/>
             </w:pPr>
             <w:r>
-              <w:t xml:space="preserve">★</w:t>
-            </w:r>
-            <w:r>
-              <w:t xml:space="preserve"> </w:t>
-            </w:r>
-            <w:r>
               <w:rPr>
                 <w:bCs/>
                 <w:b/>
@@ -6507,12 +6237,6 @@
               <w:jc w:val="left"/>
             </w:pPr>
             <w:r>
-              <w:t xml:space="preserve">★</w:t>
-            </w:r>
-            <w:r>
-              <w:t xml:space="preserve"> </w:t>
-            </w:r>
-            <w:r>
               <w:rPr>
                 <w:bCs/>
                 <w:b/>
@@ -6544,7 +6268,7 @@
               <w:t xml:space="preserve">:311-330</w:t>
             </w:r>
             <w:r>
-              <w:t xml:space="preserve">（"本文最重要的一张表"，并附三条读法纪律）</w:t>
+              <w:t xml:space="preserve">（"本文最重要的一张表"，并附三条读法要求）</w:t>
             </w:r>
           </w:p>
         </w:tc>
@@ -6592,12 +6316,6 @@
               <w:jc w:val="left"/>
             </w:pPr>
             <w:r>
-              <w:t xml:space="preserve">★</w:t>
-            </w:r>
-            <w:r>
-              <w:t xml:space="preserve"> </w:t>
-            </w:r>
-            <w:r>
               <w:rPr>
                 <w:bCs/>
                 <w:b/>
@@ -6660,7 +6378,7 @@
               <w:t xml:space="preserve">路径映射表-治塌缩包.md:8-39</w:t>
             </w:r>
             <w:r>
-              <w:t xml:space="preserve">；★ 且</w:t>
+              <w:t xml:space="preserve">；且</w:t>
             </w:r>
             <w:r>
               <w:t xml:space="preserve"> </w:t>
@@ -6687,12 +6405,6 @@
               <w:t xml:space="preserve"> </w:t>
             </w:r>
             <w:r>
-              <w:t xml:space="preserve">★</w:t>
-            </w:r>
-            <w:r>
-              <w:t xml:space="preserve"> </w:t>
-            </w:r>
-            <w:r>
               <w:rPr>
                 <w:bCs/>
                 <w:b/>
@@ -6700,22 +6412,19 @@
               <w:t xml:space="preserve">不在包内</w:t>
             </w:r>
             <w:r>
-              <w:t xml:space="preserve">」⇒ 照抄 = 写入不存在的路径</w:t>
-            </w:r>
-          </w:p>
-        </w:tc>
-        <w:tc>
-          <w:tcPr/>
-          <w:p>
-            <w:pPr>
-              <w:pStyle w:val="Compact"/>
-              <w:jc w:val="left"/>
-            </w:pPr>
-            <w:r>
-              <w:t xml:space="preserve">规格 §4 附录A 写「照抄底稿的复现清单」⇒</w:t>
-            </w:r>
-            <w:r>
-              <w:t xml:space="preserve"> </w:t>
+              <w:t xml:space="preserve">」，照抄 = 写入不存在的路径</w:t>
+            </w:r>
+          </w:p>
+        </w:tc>
+        <w:tc>
+          <w:tcPr/>
+          <w:p>
+            <w:pPr>
+              <w:pStyle w:val="Compact"/>
+              <w:jc w:val="left"/>
+            </w:pPr>
+            <w:r>
+              <w:t xml:space="preserve">规格 §4 附录A 写「照抄底稿的复现清单」，</w:t>
             </w:r>
             <w:r>
               <w:rPr>
@@ -6748,12 +6457,6 @@
               <w:jc w:val="left"/>
             </w:pPr>
             <w:r>
-              <w:t xml:space="preserve">★</w:t>
-            </w:r>
-            <w:r>
-              <w:t xml:space="preserve"> </w:t>
-            </w:r>
-            <w:r>
               <w:rPr>
                 <w:bCs/>
                 <w:b/>
@@ -6821,7 +6524,7 @@
               <w:jc w:val="left"/>
             </w:pPr>
             <w:r>
-              <w:t xml:space="preserve">规格 A8 只要求"标题 + 六列表头"⇒ 前奏会丢</w:t>
+              <w:t xml:space="preserve">规格 A8 只要求"标题 + 六列表头"，前奏会丢</w:t>
             </w:r>
           </w:p>
         </w:tc>
@@ -6847,12 +6550,6 @@
               <w:jc w:val="left"/>
             </w:pPr>
             <w:r>
-              <w:t xml:space="preserve">★</w:t>
-            </w:r>
-            <w:r>
-              <w:t xml:space="preserve"> </w:t>
-            </w:r>
-            <w:r>
               <w:rPr>
                 <w:bCs/>
                 <w:b/>
@@ -6922,10 +6619,7 @@
               <w:t xml:space="preserve">papers/01_L1...:523-533</w:t>
             </w:r>
             <w:r>
-              <w:t xml:space="preserve">）⇒</w:t>
-            </w:r>
-            <w:r>
-              <w:t xml:space="preserve"> </w:t>
+              <w:t xml:space="preserve">），</w:t>
             </w:r>
             <w:r>
               <w:rPr>
@@ -6944,7 +6638,7 @@
               <w:jc w:val="left"/>
             </w:pPr>
             <w:r>
-              <w:t xml:space="preserve">规格 §4 §11 直接写「至少含 L3 … 与 L8」⇒ 在论文簇里会与 L1 篇撞号。必须重编号（如 L3-01…）或在文中写明「底稿 §8 的 L3」</w:t>
+              <w:t xml:space="preserve">规格 §4 §11 直接写「至少含 L3 … 与 L8」，在论文簇里会与 L1 篇撞号。必须重编号（如 L3-01…）或在文中写明「底稿 §8 的 L3」</w:t>
             </w:r>
           </w:p>
         </w:tc>
@@ -6970,12 +6664,6 @@
               <w:jc w:val="left"/>
             </w:pPr>
             <w:r>
-              <w:t xml:space="preserve">★</w:t>
-            </w:r>
-            <w:r>
-              <w:t xml:space="preserve"> </w:t>
-            </w:r>
-            <w:r>
               <w:rPr>
                 <w:bCs/>
                 <w:b/>
@@ -7016,7 +6704,7 @@
               <w:t xml:space="preserve">:308</w:t>
             </w:r>
             <w:r>
-              <w:t xml:space="preserve">（一句话总结：「本篇没有做过任何独立复现…」）、D 篇</w:t>
+              <w:t xml:space="preserve">（一句话：「本篇没有做过任何独立复现…」）、D 篇</w:t>
             </w:r>
             <w:r>
               <w:t xml:space="preserve"> </w:t>
@@ -7075,12 +6763,6 @@
               <w:pStyle w:val="Compact"/>
               <w:jc w:val="left"/>
             </w:pPr>
-            <w:r>
-              <w:t xml:space="preserve">★</w:t>
-            </w:r>
-            <w:r>
-              <w:t xml:space="preserve"> </w:t>
-            </w:r>
             <w:r>
               <w:rPr>
                 <w:bCs/>
@@ -7153,12 +6835,6 @@
         <w:pStyle w:val="Compact"/>
       </w:pPr>
       <w:r>
-        <w:t xml:space="preserve">★</w:t>
-      </w:r>
-      <w:r>
-        <w:t xml:space="preserve"> </w:t>
-      </w:r>
-      <w:r>
         <w:rPr>
           <w:bCs/>
           <w:b/>
@@ -7166,10 +6842,7 @@
         <w:t xml:space="preserve">篇名语言体例</w:t>
       </w:r>
       <w:r>
-        <w:t xml:space="preserve">：另三篇全部英文题名（L1 "Measuring Premature Convergence…"、A "Selection Is Not Creation"、C "Thirteen Ways to Look Done Without Being Verified"、D "A State Machine Is Not Yet a Prompt"），而规格 §1 的两个中文候选 + 1 个英文候选 ⇒</w:t>
-      </w:r>
-      <w:r>
-        <w:t xml:space="preserve"> </w:t>
+        <w:t xml:space="preserve">：另三篇全部英文题名（L1 "Measuring Premature Convergence…"、A "Selection Is Not Creation"、C "Thirteen Ways to Look Done Without Being Verified"、D "A State Machine Is Not Yet a Prompt"），而规格 §1 的两个中文候选 + 1 个英文候选，</w:t>
       </w:r>
       <w:r>
         <w:rPr>
@@ -7191,12 +6864,6 @@
         <w:pStyle w:val="Compact"/>
       </w:pPr>
       <w:r>
-        <w:t xml:space="preserve">★</w:t>
-      </w:r>
-      <w:r>
-        <w:t xml:space="preserve"> </w:t>
-      </w:r>
-      <w:r>
         <w:rPr>
           <w:bCs/>
           <w:b/>
@@ -7277,7 +6944,7 @@
         <w:t xml:space="preserve">0</w:t>
       </w:r>
       <w:r>
-        <w:t xml:space="preserve">）⇒ 新增</w:t>
+        <w:t xml:space="preserve">），新增</w:t>
       </w:r>
       <w:r>
         <w:t xml:space="preserve"> </w:t>
@@ -7304,7 +6971,7 @@
         <w:t xml:space="preserve">sha256sum -c</w:t>
       </w:r>
       <w:r>
-        <w:t xml:space="preserve">（交付说明 §2 已把它写成纪律，规格 A1–A10 里没有对应项）。</w:t>
+        <w:t xml:space="preserve">（交付说明 §2 已把它写成要求，规格 A1–A10 里没有对应项）。</w:t>
       </w:r>
     </w:p>
     <w:p>
@@ -7316,12 +6983,6 @@
         <w:pStyle w:val="Compact"/>
       </w:pPr>
       <w:r>
-        <w:t xml:space="preserve">✓</w:t>
-      </w:r>
-      <w:r>
-        <w:t xml:space="preserve"> </w:t>
-      </w:r>
-      <w:r>
         <w:rPr>
           <w:rStyle w:val="VerbatimChar"/>
         </w:rPr>
@@ -7356,10 +7017,7 @@
         <w:t xml:space="preserve">不写死文件列表</w:t>
       </w:r>
       <w:r>
-        <w:t xml:space="preserve"> </w:t>
-      </w:r>
-      <w:r>
-        <w:t xml:space="preserve">⇒ 新稿会自动进 docx，A9 的</w:t>
+        <w:t xml:space="preserve">，新稿会自动进 docx，A9 的</w:t>
       </w:r>
       <w:r>
         <w:t xml:space="preserve"> </w:t>
@@ -7386,7 +7044,7 @@
         <w:pStyle w:val="Compact"/>
       </w:pPr>
       <w:r>
-        <w:t xml:space="preserve">⚠️ 规格 §8 交付物只列 2 个文件；★ 缺</w:t>
+        <w:t xml:space="preserve">规格 §8 交付物只列 2 个文件；缺</w:t>
       </w:r>
       <w:r>
         <w:t xml:space="preserve"> </w:t>
@@ -7441,7 +7099,7 @@
         <w:pStyle w:val="Heading3"/>
       </w:pPr>
       <w:r>
-        <w:t xml:space="preserve">★ 结论：</w:t>
+        <w:t xml:space="preserve">结论：</w:t>
       </w:r>
       <w:r>
         <w:rPr>
@@ -7494,7 +7152,7 @@
         <w:t xml:space="preserve">PAPER:405-408</w:t>
       </w:r>
       <w:r>
-        <w:t xml:space="preserve">）⇒ 它的证据形态与 A 篇/A 篇 §5.8 的「层2 机制链」不同类。★ A 篇自己声明「</w:t>
+        <w:t xml:space="preserve">），它的证据形态与 A 篇/A 篇 §5.8 的「层2 机制链」不同类。 A 篇自己声明「</w:t>
       </w:r>
       <w:r>
         <w:rPr>
@@ -7513,7 +7171,7 @@
         <w:t xml:space="preserve">papers/02_A...:33</w:t>
       </w:r>
       <w:r>
-        <w:t xml:space="preserve">）⇒ 把层3 塞进 A 篇会与 A 篇的主张边界直接冲突。</w:t>
+        <w:t xml:space="preserve">），把层3 塞进 A 篇会与 A 篇的主张边界直接冲突。</w:t>
       </w:r>
       <w:r>
         <w:t xml:space="preserve"> </w:t>
@@ -7553,7 +7211,7 @@
         <w:t xml:space="preserve"> </w:t>
       </w:r>
       <w:r>
-        <w:t xml:space="preserve">方案甲）⇒ 而且该文件 §3.2 已把方向③ 的成稿强度定成「</w:t>
+        <w:t xml:space="preserve">方案甲），而且该文件 §3.2 已把方向③ 的成稿强度定成「</w:t>
       </w:r>
       <w:r>
         <w:rPr>
@@ -7563,7 +7221,7 @@
         <w:t xml:space="preserve">边界结论型</w:t>
       </w:r>
       <w:r>
-        <w:t xml:space="preserve">（与 A 篇、D 篇同级）」⇒ 体例上有先例（A 篇 "本批本域本口径未检出优于直调"、D 篇 "零区分/未检出"）。</w:t>
+        <w:t xml:space="preserve">（与 A 篇、D 篇同级）」，体例上有先例（A 篇 "本批本域本口径未检出优于直调"、D 篇 "零区分/未检出"）。</w:t>
       </w:r>
       <w:r>
         <w:t xml:space="preserve"> </w:t>
@@ -7665,7 +7323,7 @@
         <w:t xml:space="preserve">三条已被自己推翻的旧说法</w:t>
       </w:r>
       <w:r>
-        <w:t xml:space="preserve">（模态数口径、nf 偏好、判官分歧）⇒ 这套"可失败的机制 + 边界结论"本身就是一篇论文的骨架（与 C 篇同族）。</w:t>
+        <w:t xml:space="preserve">（模态数口径、nf 偏好、判官分歧），这套"可失败的机制 + 边界结论"本身就是一篇论文的骨架（与 C 篇同族）。</w:t>
       </w:r>
     </w:p>
     <w:p>
@@ -7673,14 +7331,7 @@
         <w:pStyle w:val="BodyText"/>
       </w:pPr>
       <w:r>
-        <w:rPr>
-          <w:bCs/>
-          <w:b/>
-        </w:rPr>
-        <w:t xml:space="preserve">★ 但"有条件"的三个条件（缺一个就不成立）</w:t>
-      </w:r>
-      <w:r>
-        <w:t xml:space="preserve">：</w:t>
+        <w:t xml:space="preserve">** 但"有条件"的三个条件（缺一个就不成立）**：</w:t>
       </w:r>
     </w:p>
     <w:p>
@@ -7730,10 +7381,7 @@
         <w:t xml:space="preserve">0.100 / 0.083 &lt; 0.15</w:t>
       </w:r>
       <w:r>
-        <w:t xml:space="preserve"> </w:t>
-      </w:r>
-      <w:r>
-        <w:t xml:space="preserve">⇒「</w:t>
+        <w:t xml:space="preserve">，「</w:t>
       </w:r>
       <w:r>
         <w:rPr>
@@ -7792,7 +7440,7 @@
         <w:t xml:space="preserve">从未做过</w:t>
       </w:r>
       <w:r>
-        <w:t xml:space="preserve">）。⇒ 「学会…」是</w:t>
+        <w:t xml:space="preserve">）。「学会…」是</w:t>
       </w:r>
       <w:r>
         <w:rPr>
@@ -7802,10 +7450,7 @@
         <w:t xml:space="preserve">达成性主张</w:t>
       </w:r>
       <w:r>
-        <w:t xml:space="preserve">，底稿不支持。⇒</w:t>
-      </w:r>
-      <w:r>
-        <w:t xml:space="preserve"> </w:t>
+        <w:t xml:space="preserve">，底稿不支持。</w:t>
       </w:r>
       <w:r>
         <w:rPr>
@@ -7815,7 +7460,7 @@
         <w:t xml:space="preserve">篇名必须改成目标型/未达成型</w:t>
       </w:r>
       <w:r>
-        <w:t xml:space="preserve">（例：《何时该发散？一次没有被学出来的决策》/《让系统自己改自己：层3 的机制、它学到的与没学到的》）。★ 而</w:t>
+        <w:t xml:space="preserve">（例：《何时该发散？一次没有被学出来的决策》/《让系统自己改自己：层3 的机制、它学到的与没学到的》）。而</w:t>
       </w:r>
       <w:r>
         <w:rPr>
@@ -7847,7 +7492,7 @@
         <w:t xml:space="preserve">（仲裁方式 = resolve，间距 0.400/0.583）</w:t>
       </w:r>
       <w:r>
-        <w:t xml:space="preserve">，不是 nf ⇒ 若要讲"学到了什么"，讲的是</w:t>
+        <w:t xml:space="preserve">，不是 nf，若要讲"学到了什么"，讲的是</w:t>
       </w:r>
       <w:r>
         <w:rPr>
@@ -7937,13 +7582,7 @@
         <w:t xml:space="preserve">24/24 只出一种触发器</w:t>
       </w:r>
       <w:r>
-        <w:t xml:space="preserve"> </w:t>
-      </w:r>
-      <w:r>
-        <w:t xml:space="preserve">⇒</w:t>
-      </w:r>
-      <w:r>
-        <w:t xml:space="preserve"> </w:t>
+        <w:t xml:space="preserve">，</w:t>
       </w:r>
       <w:r>
         <w:rPr>
@@ -7955,7 +7594,7 @@
         <w:t xml:space="preserve"> </w:t>
       </w:r>
       <w:r>
-        <w:t xml:space="preserve">与偏置共线 ⇒ 交互项学不到独立贡献。⇒ 写成一句"层3 未检出"会</w:t>
+        <w:t xml:space="preserve">与偏置共线，交互项学不到独立贡献。写成一句"层3 未检出"会</w:t>
       </w:r>
       <w:r>
         <w:rPr>
@@ -7965,7 +7604,7 @@
         <w:t xml:space="preserve">同时犯两种错</w:t>
       </w:r>
       <w:r>
-        <w:t xml:space="preserve">：夸大（否定了轴②③）和漏报（掩盖了轴②③）⇒ 这正是 A 篇教训（</w:t>
+        <w:t xml:space="preserve">：夸大（否定了轴②③）和漏报（掩盖了轴②③），这正是 A 篇教训（</w:t>
       </w:r>
       <w:r>
         <w:rPr>
@@ -8020,7 +7659,7 @@
         <w:t xml:space="preserve">:800-806</w:t>
       </w:r>
       <w:r>
-        <w:t xml:space="preserve">）⇒ 独立成篇后，</w:t>
+        <w:t xml:space="preserve">），独立成篇后，</w:t>
       </w:r>
       <w:r>
         <w:rPr>
@@ -8054,7 +7693,7 @@
         <w:t xml:space="preserve">:218</w:t>
       </w:r>
       <w:r>
-        <w:t xml:space="preserve">）⇒ 否则就是"用层2 撑层3"。★ 而且底稿本身已经跨组借读数（</w:t>
+        <w:t xml:space="preserve">），否则就是"用层2 撑层3"。而且底稿本身已经跨组借读数（</w:t>
       </w:r>
       <w:r>
         <w:rPr>
@@ -8078,7 +7717,7 @@
         <w:t xml:space="preserve"> </w:t>
       </w:r>
       <w:r>
-        <w:t xml:space="preserve">与第二组的 C1 冲突裁决）⇒ 这条不是形式主义。</w:t>
+        <w:t xml:space="preserve">与第二组的 C1 冲突裁决），这条不是形式主义。</w:t>
       </w:r>
     </w:p>
     <w:bookmarkEnd w:id="38"/>
@@ -8088,7 +7727,7 @@
         <w:pStyle w:val="Heading3"/>
       </w:pPr>
       <w:r>
-        <w:t xml:space="preserve">★ 一句话回答 Q5</w:t>
+        <w:t xml:space="preserve">一句话回答 Q5</w:t>
       </w:r>
     </w:p>
     <w:p>
@@ -8100,13 +7739,7 @@
           <w:bCs/>
           <w:b/>
         </w:rPr>
-        <w:t xml:space="preserve">能独立成篇，但它的 claim 只能是「边界/未达成型」：层3 真正学到的是【仲裁方式】（唯一跨训练集稳健），而不是【何时该发散】（两版 argmax 不一致、间距 &lt;0.15 ⇒ 无证据）；架构级效果未检出（不是"无效"），而唯一的效果读数（避坑行为轴 2/6 vs 4/6 vs 5/6）in-sample、每臂 n=6、负对照臂持平 ⇒ 只在【局部避坑行为】这一轴上成立。</w:t>
-      </w:r>
-      <w:r>
-        <w:t xml:space="preserve"> </w:t>
-      </w:r>
-      <w:r>
-        <w:t xml:space="preserve">⇒</w:t>
+        <w:t xml:space="preserve">能独立成篇，但它的 claim 只能是「边界/未达成型」：层3 真正学到的是【仲裁方式】（唯一跨训练集稳健），而不是【何时该发散】（两版 argmax 不一致、间距 &lt;0.15，无证据）；架构级效果未检出（不是"无效"），而唯一的效果读数（避坑行为轴 2/6 vs 4/6 vs 5/6）in-sample、每臂 n=6、负对照臂持平，只在【局部避坑行为】这一轴上成立。</w:t>
       </w:r>
       <w:r>
         <w:t xml:space="preserve"> </w:t>
@@ -8240,12 +7873,6 @@
               <w:jc w:val="left"/>
             </w:pPr>
             <w:r>
-              <w:t xml:space="preserve">★★★</w:t>
-            </w:r>
-            <w:r>
-              <w:t xml:space="preserve"> </w:t>
-            </w:r>
-            <w:r>
               <w:rPr>
                 <w:bCs/>
                 <w:b/>
@@ -8283,7 +7910,7 @@
               <w:t xml:space="preserve">PAPER:843</w:t>
             </w:r>
             <w:r>
-              <w:t xml:space="preserve">（★ 自更正：argmax = nf=3、间距 0.100 ⇒ 不足 0.15）＋</w:t>
+              <w:t xml:space="preserve">（自更正：argmax = nf=3、间距 0.100，不足 0.15）＋</w:t>
             </w:r>
             <w:r>
               <w:rPr>
@@ -8365,10 +7992,7 @@
               <w:t xml:space="preserve">nf 维度都没有学出偏好</w:t>
             </w:r>
             <w:r>
-              <w:t xml:space="preserve">（间距 0.10/0.083 &lt; 0.15）⇒</w:t>
-            </w:r>
-            <w:r>
-              <w:t xml:space="preserve"> </w:t>
+              <w:t xml:space="preserve">（间距 0.10/0.083 &lt; 0.15），</w:t>
             </w:r>
             <w:r>
               <w:rPr>
@@ -8430,12 +8054,6 @@
               <w:jc w:val="left"/>
             </w:pPr>
             <w:r>
-              <w:t xml:space="preserve">★★★</w:t>
-            </w:r>
-            <w:r>
-              <w:t xml:space="preserve"> </w:t>
-            </w:r>
-            <w:r>
               <w:rPr>
                 <w:bCs/>
                 <w:b/>
@@ -8531,7 +8149,7 @@
               <w:t xml:space="preserve"> </w:t>
             </w:r>
             <w:r>
-              <w:t xml:space="preserve">的读法纪律：间距 &lt;0.15 不足以称偏好）</w:t>
+              <w:t xml:space="preserve">的读法要求：间距 &lt;0.15 不足以称偏好）</w:t>
             </w:r>
           </w:p>
         </w:tc>
@@ -8561,12 +8179,6 @@
               <w:jc w:val="left"/>
             </w:pPr>
             <w:r>
-              <w:t xml:space="preserve">★★★</w:t>
-            </w:r>
-            <w:r>
-              <w:t xml:space="preserve"> </w:t>
-            </w:r>
-            <w:r>
               <w:rPr>
                 <w:bCs/>
                 <w:b/>
@@ -8810,12 +8422,6 @@
               <w:jc w:val="left"/>
             </w:pPr>
             <w:r>
-              <w:t xml:space="preserve">★★★</w:t>
-            </w:r>
-            <w:r>
-              <w:t xml:space="preserve"> </w:t>
-            </w:r>
-            <w:r>
               <w:rPr>
                 <w:bCs/>
                 <w:b/>
@@ -8884,7 +8490,7 @@
                 <w:bCs/>
                 <w:b/>
               </w:rPr>
-              <w:t xml:space="preserve">凡改写预注册判读 ⇒ 必须在正文设《读数口径变更记录》小节</w:t>
+              <w:t xml:space="preserve">凡改写预注册判读，必须在正文设《读数口径变更记录》小节</w:t>
             </w:r>
             <w:r>
               <w:t xml:space="preserve">（条目：时间／改了什么／为什么／影响），并照</w:t>
@@ -8932,12 +8538,6 @@
               <w:jc w:val="left"/>
             </w:pPr>
             <w:r>
-              <w:t xml:space="preserve">★★★</w:t>
-            </w:r>
-            <w:r>
-              <w:t xml:space="preserve"> </w:t>
-            </w:r>
-            <w:r>
               <w:rPr>
                 <w:bCs/>
                 <w:b/>
@@ -9042,12 +8642,6 @@
               <w:jc w:val="left"/>
             </w:pPr>
             <w:r>
-              <w:t xml:space="preserve">★★</w:t>
-            </w:r>
-            <w:r>
-              <w:t xml:space="preserve"> </w:t>
-            </w:r>
-            <w:r>
               <w:rPr>
                 <w:bCs/>
                 <w:b/>
@@ -9091,7 +8685,7 @@
               <w:jc w:val="left"/>
             </w:pPr>
             <w:r>
-              <w:t xml:space="preserve">加第 ⑬ 条；并把 §4「动作空间」行的禁写补上「36 格是人画的网格 ⇒ 引用时必须带」</w:t>
+              <w:t xml:space="preserve">加第 ⑬ 条；并把 §4「动作空间」行的禁写补上「36 格是人画的网格，引用时必须带」</w:t>
             </w:r>
           </w:p>
         </w:tc>
@@ -9121,12 +8715,6 @@
               <w:jc w:val="left"/>
             </w:pPr>
             <w:r>
-              <w:t xml:space="preserve">★★</w:t>
-            </w:r>
-            <w:r>
-              <w:t xml:space="preserve"> </w:t>
-            </w:r>
-            <w:r>
               <w:rPr>
                 <w:bCs/>
                 <w:b/>
@@ -9230,12 +8818,6 @@
               <w:jc w:val="left"/>
             </w:pPr>
             <w:r>
-              <w:t xml:space="preserve">★★</w:t>
-            </w:r>
-            <w:r>
-              <w:t xml:space="preserve"> </w:t>
-            </w:r>
-            <w:r>
               <w:rPr>
                 <w:bCs/>
                 <w:b/>
@@ -9317,17 +8899,11 @@
               <w:jc w:val="left"/>
             </w:pPr>
             <w:r>
-              <w:t xml:space="preserve">★★</w:t>
-            </w:r>
-            <w:r>
-              <w:t xml:space="preserve"> </w:t>
-            </w:r>
-            <w:r>
-              <w:rPr>
-                <w:bCs/>
-                <w:b/>
-              </w:rPr>
-              <w:t xml:space="preserve">「交互项 m 是唯一通道」与 L7/L12（24/24 只出一种触发器 ⇒ m 与偏置共线）必须配对</w:t>
+              <w:rPr>
+                <w:bCs/>
+                <w:b/>
+              </w:rPr>
+              <w:t xml:space="preserve">「交互项 m 是唯一通道」与 L7/L12（24/24 只出一种触发器，m 与偏置共线）必须配对</w:t>
             </w:r>
           </w:p>
         </w:tc>
@@ -9378,7 +8954,7 @@
               <w:jc w:val="left"/>
             </w:pPr>
             <w:r>
-              <w:t xml:space="preserve">§4「策略表示」行的"不得写"栏加：「必须同时给出 L7/L12：失败分类器 24/24 全 conflict ⇒ 交互项与偏置共线 ⇒ 交互项学不到独立贡献」；台账加一行（24/24）</w:t>
+              <w:t xml:space="preserve">§4「策略表示」行的"不得写"栏加：「必须同时给出 L7/L12：失败分类器 24/24 全 conflict，交互项与偏置共线，交互项学不到独立贡献」；台账加一行（24/24）</w:t>
             </w:r>
           </w:p>
         </w:tc>
@@ -9408,12 +8984,6 @@
               <w:jc w:val="left"/>
             </w:pPr>
             <w:r>
-              <w:t xml:space="preserve">★★</w:t>
-            </w:r>
-            <w:r>
-              <w:t xml:space="preserve"> </w:t>
-            </w:r>
-            <w:r>
               <w:rPr>
                 <w:bCs/>
                 <w:b/>
@@ -9529,12 +9099,6 @@
               <w:pStyle w:val="Compact"/>
               <w:jc w:val="left"/>
             </w:pPr>
-            <w:r>
-              <w:t xml:space="preserve">★★</w:t>
-            </w:r>
-            <w:r>
-              <w:t xml:space="preserve"> </w:t>
-            </w:r>
             <w:r>
               <w:rPr>
                 <w:bCs/>
@@ -9887,7 +9451,7 @@
         <w:t xml:space="preserve"> </w:t>
       </w:r>
       <w:r>
-        <w:t xml:space="preserve">两版间距 0.10/0.083 ⇒ 底稿明写"无证据"；唯一稳健偏好是</w:t>
+        <w:t xml:space="preserve">两版间距 0.10/0.083，底稿明写"无证据"；唯一稳健偏好是</w:t>
       </w:r>
       <w:r>
         <w:t xml:space="preserve"> </w:t>
@@ -9925,7 +9489,7 @@
         <w:t xml:space="preserve">自曝独立性</w:t>
       </w:r>
       <w:r>
-        <w:t xml:space="preserve">（两个支撑事实都是层2 的读数 ⇒ 必须进独立性声明 ⑥ 列）。</w:t>
+        <w:t xml:space="preserve">（两个支撑事实都是层2 的读数，必须进独立性声明 ⑥ 列）。</w:t>
       </w:r>
       <w:r>
         <w:t xml:space="preserve"> </w:t>
@@ -9941,7 +9505,7 @@
         <w:t xml:space="preserve"> </w:t>
       </w:r>
       <w:r>
-        <w:t xml:space="preserve">—— 层2 = 层3 − 演化 ⇒ 同源消融臂恰恰要求层3 有自己的臂与判死门；而 A 篇自述"只测了 prompt 级旋钮"，塞进去会撞 A 篇的主张边界；论文簇的方向编号也缺 ③。</w:t>
+        <w:t xml:space="preserve">—— 层2 = 层3 − 演化，同源消融臂恰恰要求层3 有自己的臂与判死门；而 A 篇自述"只测了 prompt 级旋钮"，塞进去会撞 A 篇的主张边界；论文簇的方向编号也缺 ③。</w:t>
       </w:r>
     </w:p>
     <w:p>
@@ -11252,7 +10816,7 @@
         <w:t xml:space="preserve"> </w:t>
       </w:r>
       <w:r>
-        <w:t xml:space="preserve">明确不在包内）⇒ 底稿附录 A 的「优化器契约 28 项检查 + 4 变异」一行</w:t>
+        <w:t xml:space="preserve">明确不在包内），底稿附录 A 的「优化器契约 28 项检查 + 4 变异」一行</w:t>
       </w:r>
       <w:r>
         <w:rPr>
@@ -11289,7 +10853,7 @@
         <w:t xml:space="preserve">路径映射表:37</w:t>
       </w:r>
       <w:r>
-        <w:t xml:space="preserve">：跑批中，未完成）⇒ G8 禁引成立。</w:t>
+        <w:t xml:space="preserve">：跑批中，未完成），G8 禁引成立。</w:t>
       </w:r>
     </w:p>
     <w:p>
@@ -11398,7 +10962,7 @@
         <w:t xml:space="preserve">adv_arms.jsonl</w:t>
       </w:r>
       <w:r>
-        <w:t xml:space="preserve">）⇒ 附录 A 复现清单必须标出哪几条</w:t>
+        <w:t xml:space="preserve">），附录 A 复现清单必须标出哪几条</w:t>
       </w:r>
       <w:r>
         <w:rPr>
@@ -11430,7 +10994,7 @@
         <w:t xml:space="preserve">不在仓内</w:t>
       </w:r>
       <w:r>
-        <w:t xml:space="preserve">（在 drive 顶层）⇒ 规格 line 6 的"两个同名版本"在仓内不成立。</w:t>
+        <w:t xml:space="preserve">（在 drive 顶层），规格 line 6 的"两个同名版本"在仓内不成立。</w:t>
       </w:r>
     </w:p>
     <w:p>
